--- a/tillsyn/S 216-2025 tillsynsbegäran.docx
+++ b/tillsyn/S 216-2025 tillsynsbegäran.docx
@@ -1756,7 +1756,7 @@
     <w:r>
       <w:tab/>
       <w:tab/>
-      <w:t>2026-09-14</w:t>
+      <w:t>2026-09-15</w:t>
       <w:br/>
       <w:br/>
     </w:r>

--- a/tillsyn/S 216-2025 tillsynsbegäran.docx
+++ b/tillsyn/S 216-2025 tillsynsbegäran.docx
@@ -1756,7 +1756,7 @@
     <w:r>
       <w:tab/>
       <w:tab/>
-      <w:t>2026-09-15</w:t>
+      <w:t>2026-09-16</w:t>
       <w:br/>
       <w:br/>
     </w:r>

--- a/tillsyn/S 216-2025 tillsynsbegäran.docx
+++ b/tillsyn/S 216-2025 tillsynsbegäran.docx
@@ -1756,7 +1756,7 @@
     <w:r>
       <w:tab/>
       <w:tab/>
-      <w:t>2026-09-16</w:t>
+      <w:t>2026-09-17</w:t>
       <w:br/>
       <w:br/>
     </w:r>

--- a/tillsyn/S 216-2025 tillsynsbegäran.docx
+++ b/tillsyn/S 216-2025 tillsynsbegäran.docx
@@ -1756,7 +1756,7 @@
     <w:r>
       <w:tab/>
       <w:tab/>
-      <w:t>2026-09-17</w:t>
+      <w:t>2026-09-18</w:t>
       <w:br/>
       <w:br/>
     </w:r>

--- a/tillsyn/S 216-2025 tillsynsbegäran.docx
+++ b/tillsyn/S 216-2025 tillsynsbegäran.docx
@@ -1756,7 +1756,7 @@
     <w:r>
       <w:tab/>
       <w:tab/>
-      <w:t>2026-09-18</w:t>
+      <w:t>2026-09-19</w:t>
       <w:br/>
       <w:br/>
     </w:r>

--- a/tillsyn/S 216-2025 tillsynsbegäran.docx
+++ b/tillsyn/S 216-2025 tillsynsbegäran.docx
@@ -1756,7 +1756,7 @@
     <w:r>
       <w:tab/>
       <w:tab/>
-      <w:t>2026-09-19</w:t>
+      <w:t>2026-09-21</w:t>
       <w:br/>
       <w:br/>
     </w:r>

--- a/tillsyn/S 216-2025 tillsynsbegäran.docx
+++ b/tillsyn/S 216-2025 tillsynsbegäran.docx
@@ -1756,7 +1756,7 @@
     <w:r>
       <w:tab/>
       <w:tab/>
-      <w:t>2026-09-21</w:t>
+      <w:t>2026-09-23</w:t>
       <w:br/>
       <w:br/>
     </w:r>

--- a/tillsyn/S 216-2025 tillsynsbegäran.docx
+++ b/tillsyn/S 216-2025 tillsynsbegäran.docx
@@ -1756,7 +1756,7 @@
     <w:r>
       <w:tab/>
       <w:tab/>
-      <w:t>2026-09-23</w:t>
+      <w:t>2026-09-24</w:t>
       <w:br/>
       <w:br/>
     </w:r>

--- a/tillsyn/S 216-2025 tillsynsbegäran.docx
+++ b/tillsyn/S 216-2025 tillsynsbegäran.docx
@@ -1756,7 +1756,7 @@
     <w:r>
       <w:tab/>
       <w:tab/>
-      <w:t>2026-09-24</w:t>
+      <w:t>2026-09-25</w:t>
       <w:br/>
       <w:br/>
     </w:r>

--- a/tillsyn/S 216-2025 tillsynsbegäran.docx
+++ b/tillsyn/S 216-2025 tillsynsbegäran.docx
@@ -1756,7 +1756,7 @@
     <w:r>
       <w:tab/>
       <w:tab/>
-      <w:t>2026-09-25</w:t>
+      <w:t>2026-09-26</w:t>
       <w:br/>
       <w:br/>
     </w:r>

--- a/tillsyn/S 216-2025 tillsynsbegäran.docx
+++ b/tillsyn/S 216-2025 tillsynsbegäran.docx
@@ -1756,7 +1756,7 @@
     <w:r>
       <w:tab/>
       <w:tab/>
-      <w:t>2026-09-26</w:t>
+      <w:t>2026-09-27</w:t>
       <w:br/>
       <w:br/>
     </w:r>

--- a/tillsyn/S 216-2025 tillsynsbegäran.docx
+++ b/tillsyn/S 216-2025 tillsynsbegäran.docx
@@ -1756,7 +1756,7 @@
     <w:r>
       <w:tab/>
       <w:tab/>
-      <w:t>2026-09-27</w:t>
+      <w:t>2026-09-28</w:t>
       <w:br/>
       <w:br/>
     </w:r>

--- a/tillsyn/S 216-2025 tillsynsbegäran.docx
+++ b/tillsyn/S 216-2025 tillsynsbegäran.docx
@@ -1756,7 +1756,7 @@
     <w:r>
       <w:tab/>
       <w:tab/>
-      <w:t>2026-09-28</w:t>
+      <w:t>2026-09-29</w:t>
       <w:br/>
       <w:br/>
     </w:r>

--- a/tillsyn/S 216-2025 tillsynsbegäran.docx
+++ b/tillsyn/S 216-2025 tillsynsbegäran.docx
@@ -1756,7 +1756,7 @@
     <w:r>
       <w:tab/>
       <w:tab/>
-      <w:t>2026-09-29</w:t>
+      <w:t>2026-09-30</w:t>
       <w:br/>
       <w:br/>
     </w:r>

--- a/tillsyn/S 216-2025 tillsynsbegäran.docx
+++ b/tillsyn/S 216-2025 tillsynsbegäran.docx
@@ -1756,7 +1756,7 @@
     <w:r>
       <w:tab/>
       <w:tab/>
-      <w:t>2026-09-30</w:t>
+      <w:t>2026-10-01</w:t>
       <w:br/>
       <w:br/>
     </w:r>

--- a/tillsyn/S 216-2025 tillsynsbegäran.docx
+++ b/tillsyn/S 216-2025 tillsynsbegäran.docx
@@ -1756,7 +1756,7 @@
     <w:r>
       <w:tab/>
       <w:tab/>
-      <w:t>2026-10-01</w:t>
+      <w:t>2026-10-02</w:t>
       <w:br/>
       <w:br/>
     </w:r>

--- a/tillsyn/S 216-2025 tillsynsbegäran.docx
+++ b/tillsyn/S 216-2025 tillsynsbegäran.docx
@@ -1756,7 +1756,7 @@
     <w:r>
       <w:tab/>
       <w:tab/>
-      <w:t>2026-10-02</w:t>
+      <w:t>2026-10-03</w:t>
       <w:br/>
       <w:br/>
     </w:r>

--- a/tillsyn/S 216-2025 tillsynsbegäran.docx
+++ b/tillsyn/S 216-2025 tillsynsbegäran.docx
@@ -1756,7 +1756,7 @@
     <w:r>
       <w:tab/>
       <w:tab/>
-      <w:t>2026-10-03</w:t>
+      <w:t>2026-10-04</w:t>
       <w:br/>
       <w:br/>
     </w:r>

--- a/tillsyn/S 216-2025 tillsynsbegäran.docx
+++ b/tillsyn/S 216-2025 tillsynsbegäran.docx
@@ -1756,7 +1756,7 @@
     <w:r>
       <w:tab/>
       <w:tab/>
-      <w:t>2026-10-04</w:t>
+      <w:t>2026-10-05</w:t>
       <w:br/>
       <w:br/>
     </w:r>

--- a/tillsyn/S 216-2025 tillsynsbegäran.docx
+++ b/tillsyn/S 216-2025 tillsynsbegäran.docx
@@ -1756,7 +1756,7 @@
     <w:r>
       <w:tab/>
       <w:tab/>
-      <w:t>2026-10-05</w:t>
+      <w:t>2026-10-06</w:t>
       <w:br/>
       <w:br/>
     </w:r>

--- a/tillsyn/S 216-2025 tillsynsbegäran.docx
+++ b/tillsyn/S 216-2025 tillsynsbegäran.docx
@@ -1756,7 +1756,7 @@
     <w:r>
       <w:tab/>
       <w:tab/>
-      <w:t>2026-10-06</w:t>
+      <w:t>2026-10-07</w:t>
       <w:br/>
       <w:br/>
     </w:r>

--- a/tillsyn/S 216-2025 tillsynsbegäran.docx
+++ b/tillsyn/S 216-2025 tillsynsbegäran.docx
@@ -1756,7 +1756,7 @@
     <w:r>
       <w:tab/>
       <w:tab/>
-      <w:t>2026-10-07</w:t>
+      <w:t>2026-10-08</w:t>
       <w:br/>
       <w:br/>
     </w:r>

--- a/tillsyn/S 216-2025 tillsynsbegäran.docx
+++ b/tillsyn/S 216-2025 tillsynsbegäran.docx
@@ -1756,7 +1756,7 @@
     <w:r>
       <w:tab/>
       <w:tab/>
-      <w:t>2026-10-08</w:t>
+      <w:t>2026-10-09</w:t>
       <w:br/>
       <w:br/>
     </w:r>

--- a/tillsyn/S 216-2025 tillsynsbegäran.docx
+++ b/tillsyn/S 216-2025 tillsynsbegäran.docx
@@ -1756,7 +1756,7 @@
     <w:r>
       <w:tab/>
       <w:tab/>
-      <w:t>2026-10-09</w:t>
+      <w:t>2026-10-10</w:t>
       <w:br/>
       <w:br/>
     </w:r>

--- a/tillsyn/S 216-2025 tillsynsbegäran.docx
+++ b/tillsyn/S 216-2025 tillsynsbegäran.docx
@@ -1756,7 +1756,7 @@
     <w:r>
       <w:tab/>
       <w:tab/>
-      <w:t>2026-10-10</w:t>
+      <w:t>2026-10-11</w:t>
       <w:br/>
       <w:br/>
     </w:r>

--- a/tillsyn/S 216-2025 tillsynsbegäran.docx
+++ b/tillsyn/S 216-2025 tillsynsbegäran.docx
@@ -1756,7 +1756,7 @@
     <w:r>
       <w:tab/>
       <w:tab/>
-      <w:t>2026-10-11</w:t>
+      <w:t>2026-10-12</w:t>
       <w:br/>
       <w:br/>
     </w:r>

--- a/tillsyn/S 216-2025 tillsynsbegäran.docx
+++ b/tillsyn/S 216-2025 tillsynsbegäran.docx
@@ -22,7 +22,7 @@
       <w:r>
         <w:drawing>
           <wp:inline xmlns:a="http://schemas.openxmlformats.org/drawingml/2006/main" xmlns:pic="http://schemas.openxmlformats.org/drawingml/2006/picture">
-            <wp:extent cx="5486400" cy="5208676"/>
+            <wp:extent cx="5486400" cy="5207340"/>
             <wp:docPr id="1" name="Picture 1"/>
             <wp:cNvGraphicFramePr>
               <a:graphicFrameLocks noChangeAspect="1"/>
@@ -43,7 +43,7 @@
                   <pic:spPr>
                     <a:xfrm>
                       <a:off x="0" y="0"/>
-                      <a:ext cx="5486400" cy="5208676"/>
+                      <a:ext cx="5486400" cy="5207340"/>
                     </a:xfrm>
                     <a:prstGeom prst="rect"/>
                   </pic:spPr>
@@ -65,7 +65,7 @@
     </w:p>
     <w:p>
       <w:r>
-        <w:t>I och inom 25 meter från samrådsanmälan finns fynd av 50 naturvårdsarter, varav 23 är rödlistade, 20 är fridlysta, 17 är typiska (T) och 14 är signalarter (S): ask (EN), klätt (EN), skogsalm (EN), hasselsnok (VU, §4a), läderbagge (VU, §4a), stare (VU, §4), blekticka (NT, T), ekticka (NT, T), gammelekslav (NT, T), gul dropplav (NT), hjälmbrosklav (NT), nordfladdermus (NT, §4a), oxtungssvamp (NT), parknål (NT), reliktbock (NT, T), rosa skärelav (NT, T), rörsångare (NT, §4), skeppsvarvsfluga (NT), skuggorangelav (NT), sparvuggla (NT, §4), tallticka (NT, T), vårärt (NT, T), älg (NT), barkticka (S, T), blanksvart trämyra (S), blompraktbagge (S), blåmossa (S, T), brun nållav (S), ekoxe (S, §6), ekskinn (S, T), fällmossa (S, T), gulpudrad spiklav (S, T), lönnlav (S), mindre märgborre (S, T), murgröna (S, T), myskbock (S), rostfläck (S, T), blåsippa (T, §9), spillkråka (T, §4), dvärgpipistrell (§4a), gröngöling (§4), grönsiska (§4), halsbandsflugsnappare (§4), kungsfågel (§4), trollpipistrell (§4a), huggorm (§6), kopparödla (§6), mindre vattensalamander (§6), vanlig padda (§6) och vanlig snok (§6). Se Figur 1.</w:t>
+        <w:t>I och inom 25 meter från samrådsanmälan finns fynd av 51 naturvårdsarter, varav 24 är rödlistade, 20 är fridlysta, 17 är typiska (T) och 14 är signalarter (S): ask (EN), klätt (EN), skogsalm (EN), hasselsnok (VU, §4a), läderbagge (VU, §4a), stare (VU, §4), blekticka (NT, T), ekticka (NT, T), gammelekslav (NT, T), gul dropplav (NT), hjälmbrosklav (NT), korallticka (NT), nordfladdermus (NT, §4a), oxtungssvamp (NT), parknål (NT), reliktbock (NT, T), rosa skärelav (NT, T), rörsångare (NT, §4), skeppsvarvsfluga (NT), skuggorangelav (NT), sparvuggla (NT, §4), tallticka (NT, T), vårärt (NT, T), älg (NT), barkticka (S, T), blanksvart trämyra (S), blompraktbagge (S), blåmossa (S, T), brun nållav (S), ekoxe (S, §6), ekskinn (S, T), fällmossa (S, T), gulpudrad spiklav (S, T), lönnlav (S), mindre märgborre (S, T), murgröna (S, T), myskbock (S), rostfläck (S, T), blåsippa (T, §9), spillkråka (T, §4), dvärgpipistrell (§4a), gröngöling (§4), grönsiska (§4), halsbandsflugsnappare (§4), kungsfågel (§4), trollpipistrell (§4a), huggorm (§6), kopparödla (§6), mindre vattensalamander (§6), vanlig padda (§6) och vanlig snok (§6). Se Figur 1.</w:t>
       </w:r>
     </w:p>
     <w:p>
@@ -233,6 +233,17 @@
       </w:r>
       <w:r>
         <w:t>växer huvudsakligen på gamla ekar, men även på andra ädellövträd. De flesta nutida lokalerna är öppna och därmed solexponerade parker, hagmarker och vägkanter med gamla träd. Arten påträffas ofta tillsammans med andra naturvårdsarter som matt pricklav (NT), skuggorangelav (NT) och grå skärelav. Hjälmbrosklaven känns lättast igen på de uppblåsta, hjälmlika soralen i spetsen eller nedanför spetsen av de runda till trubbiga loberna. Minskningstakten för den svenska populationen bedöms vara nära gränsvärdet för Sårbar (VU). Avverkning av gamla lövträd bör undvikas (SLU Artdatabanken, 2025).</w:t>
+      </w:r>
+    </w:p>
+    <w:p>
+      <w:r>
+        <w:rPr>
+          <w:b/>
+        </w:rPr>
+        <w:t>Korallticka (NT)</w:t>
+      </w:r>
+      <w:r>
+        <w:t xml:space="preserve"> visar på gamla ekar och lövskogsområden med gamla träd som har höga naturvärden. Värdträd, passande värdträd och olikåldriga bestånd med grov ek i hagmarks- och skogsmiljö sparas. För att säkerställa ekberoende arter på lång sikt måste fler bestånd med ek skyddas och skötas så att träden erhåller grova dimensioner och hög ålder (SLU Artdatabanken, 2024; Nitare &amp; Skogsstyrelsen, 2019).</w:t>
       </w:r>
     </w:p>
     <w:p>
@@ -1756,7 +1767,7 @@
     <w:r>
       <w:tab/>
       <w:tab/>
-      <w:t>2026-10-12</w:t>
+      <w:t>2026-10-13</w:t>
       <w:br/>
       <w:br/>
     </w:r>

--- a/tillsyn/S 216-2025 tillsynsbegäran.docx
+++ b/tillsyn/S 216-2025 tillsynsbegäran.docx
@@ -1767,7 +1767,7 @@
     <w:r>
       <w:tab/>
       <w:tab/>
-      <w:t>2026-10-13</w:t>
+      <w:t>2026-10-14</w:t>
       <w:br/>
       <w:br/>
     </w:r>

--- a/tillsyn/S 216-2025 tillsynsbegäran.docx
+++ b/tillsyn/S 216-2025 tillsynsbegäran.docx
@@ -1767,7 +1767,7 @@
     <w:r>
       <w:tab/>
       <w:tab/>
-      <w:t>2026-10-14</w:t>
+      <w:t>2026-10-15</w:t>
       <w:br/>
       <w:br/>
     </w:r>

--- a/tillsyn/S 216-2025 tillsynsbegäran.docx
+++ b/tillsyn/S 216-2025 tillsynsbegäran.docx
@@ -1767,7 +1767,7 @@
     <w:r>
       <w:tab/>
       <w:tab/>
-      <w:t>2026-10-15</w:t>
+      <w:t>2026-10-16</w:t>
       <w:br/>
       <w:br/>
     </w:r>

--- a/tillsyn/S 216-2025 tillsynsbegäran.docx
+++ b/tillsyn/S 216-2025 tillsynsbegäran.docx
@@ -1767,7 +1767,7 @@
     <w:r>
       <w:tab/>
       <w:tab/>
-      <w:t>2026-10-16</w:t>
+      <w:t>2026-10-17</w:t>
       <w:br/>
       <w:br/>
     </w:r>

--- a/tillsyn/S 216-2025 tillsynsbegäran.docx
+++ b/tillsyn/S 216-2025 tillsynsbegäran.docx
@@ -1767,7 +1767,7 @@
     <w:r>
       <w:tab/>
       <w:tab/>
-      <w:t>2026-10-17</w:t>
+      <w:t>2026-10-18</w:t>
       <w:br/>
       <w:br/>
     </w:r>

--- a/tillsyn/S 216-2025 tillsynsbegäran.docx
+++ b/tillsyn/S 216-2025 tillsynsbegäran.docx
@@ -1767,7 +1767,7 @@
     <w:r>
       <w:tab/>
       <w:tab/>
-      <w:t>2026-10-18</w:t>
+      <w:t>2026-10-19</w:t>
       <w:br/>
       <w:br/>
     </w:r>

--- a/tillsyn/S 216-2025 tillsynsbegäran.docx
+++ b/tillsyn/S 216-2025 tillsynsbegäran.docx
@@ -1767,7 +1767,7 @@
     <w:r>
       <w:tab/>
       <w:tab/>
-      <w:t>2026-10-19</w:t>
+      <w:t>2026-10-20</w:t>
       <w:br/>
       <w:br/>
     </w:r>

--- a/tillsyn/S 216-2025 tillsynsbegäran.docx
+++ b/tillsyn/S 216-2025 tillsynsbegäran.docx
@@ -1767,7 +1767,7 @@
     <w:r>
       <w:tab/>
       <w:tab/>
-      <w:t>2026-10-20</w:t>
+      <w:t>2026-10-21</w:t>
       <w:br/>
       <w:br/>
     </w:r>

--- a/tillsyn/S 216-2025 tillsynsbegäran.docx
+++ b/tillsyn/S 216-2025 tillsynsbegäran.docx
@@ -1767,7 +1767,7 @@
     <w:r>
       <w:tab/>
       <w:tab/>
-      <w:t>2026-10-21</w:t>
+      <w:t>2026-10-22</w:t>
       <w:br/>
       <w:br/>
     </w:r>

--- a/tillsyn/S 216-2025 tillsynsbegäran.docx
+++ b/tillsyn/S 216-2025 tillsynsbegäran.docx
@@ -1767,7 +1767,7 @@
     <w:r>
       <w:tab/>
       <w:tab/>
-      <w:t>2026-10-22</w:t>
+      <w:t>2026-10-23</w:t>
       <w:br/>
       <w:br/>
     </w:r>

--- a/tillsyn/S 216-2025 tillsynsbegäran.docx
+++ b/tillsyn/S 216-2025 tillsynsbegäran.docx
@@ -1767,7 +1767,7 @@
     <w:r>
       <w:tab/>
       <w:tab/>
-      <w:t>2026-10-23</w:t>
+      <w:t>2026-10-24</w:t>
       <w:br/>
       <w:br/>
     </w:r>

--- a/tillsyn/S 216-2025 tillsynsbegäran.docx
+++ b/tillsyn/S 216-2025 tillsynsbegäran.docx
@@ -1767,7 +1767,7 @@
     <w:r>
       <w:tab/>
       <w:tab/>
-      <w:t>2026-10-24</w:t>
+      <w:t>2026-10-25</w:t>
       <w:br/>
       <w:br/>
     </w:r>

--- a/tillsyn/S 216-2025 tillsynsbegäran.docx
+++ b/tillsyn/S 216-2025 tillsynsbegäran.docx
@@ -1767,7 +1767,7 @@
     <w:r>
       <w:tab/>
       <w:tab/>
-      <w:t>2026-10-25</w:t>
+      <w:t>2026-10-26</w:t>
       <w:br/>
       <w:br/>
     </w:r>

--- a/tillsyn/S 216-2025 tillsynsbegäran.docx
+++ b/tillsyn/S 216-2025 tillsynsbegäran.docx
@@ -1767,7 +1767,7 @@
     <w:r>
       <w:tab/>
       <w:tab/>
-      <w:t>2026-10-26</w:t>
+      <w:t>2026-10-27</w:t>
       <w:br/>
       <w:br/>
     </w:r>

--- a/tillsyn/S 216-2025 tillsynsbegäran.docx
+++ b/tillsyn/S 216-2025 tillsynsbegäran.docx
@@ -1767,7 +1767,7 @@
     <w:r>
       <w:tab/>
       <w:tab/>
-      <w:t>2026-10-27</w:t>
+      <w:t>2026-10-28</w:t>
       <w:br/>
       <w:br/>
     </w:r>

--- a/tillsyn/S 216-2025 tillsynsbegäran.docx
+++ b/tillsyn/S 216-2025 tillsynsbegäran.docx
@@ -1767,7 +1767,7 @@
     <w:r>
       <w:tab/>
       <w:tab/>
-      <w:t>2026-10-28</w:t>
+      <w:t>2026-10-29</w:t>
       <w:br/>
       <w:br/>
     </w:r>

--- a/tillsyn/S 216-2025 tillsynsbegäran.docx
+++ b/tillsyn/S 216-2025 tillsynsbegäran.docx
@@ -1767,7 +1767,7 @@
     <w:r>
       <w:tab/>
       <w:tab/>
-      <w:t>2026-10-29</w:t>
+      <w:t>2026-10-31</w:t>
       <w:br/>
       <w:br/>
     </w:r>
